--- a/Backend/Director_Disclosure/Output_Disclosures/2024-25/ADANI_HYDRO_ENERGY_SEVEN_LIMITED/DIR-8/DIR8_NARESH_GOVIND_TELGU_10994368.docx
+++ b/Backend/Director_Disclosure/Output_Disclosures/2024-25/ADANI_HYDRO_ENERGY_SEVEN_LIMITED/DIR-8/DIR8_NARESH_GOVIND_TELGU_10994368.docx
@@ -755,7 +755,7 @@
           <w:b w:val="0"/>
           <w:sz w:val="23"/>
         </w:rPr>
-        <w:t xml:space="preserve">Date: 07th May, 2026</w:t>
+        <w:t xml:space="preserve">Date: 15th May, 2026</w:t>
         <w:tab/>
       </w:r>
     </w:p>

--- a/Backend/Director_Disclosure/Output_Disclosures/2024-25/ADANI_HYDRO_ENERGY_SEVEN_LIMITED/DIR-8/DIR8_NARESH_GOVIND_TELGU_10994368.docx
+++ b/Backend/Director_Disclosure/Output_Disclosures/2024-25/ADANI_HYDRO_ENERGY_SEVEN_LIMITED/DIR-8/DIR8_NARESH_GOVIND_TELGU_10994368.docx
@@ -340,7 +340,7 @@
                 <w:b w:val="0"/>
                 <w:sz w:val="23"/>
               </w:rPr>
-              <w:t>ADANI HYDRO ENERGY SIX LIMITED</w:t>
+              <w:t>ADANI HYDRO ENERGY EIGHT LIMITED</w:t>
             </w:r>
           </w:p>
         </w:tc>
@@ -410,7 +410,7 @@
                 <w:b w:val="0"/>
                 <w:sz w:val="23"/>
               </w:rPr>
-              <w:t>ADANI HYDRO ENERGY NINE LIMITED</w:t>
+              <w:t>ADANI HYDRO ENERGY SEVEN LIMITED</w:t>
             </w:r>
           </w:p>
         </w:tc>
@@ -480,7 +480,7 @@
                 <w:b w:val="0"/>
                 <w:sz w:val="23"/>
               </w:rPr>
-              <w:t>ADANI HYDRO ENERGY SEVEN LIMITED</w:t>
+              <w:t>ADANI HYDRO ENERGY SIX LIMITED</w:t>
             </w:r>
           </w:p>
         </w:tc>
@@ -550,7 +550,7 @@
                 <w:b w:val="0"/>
                 <w:sz w:val="23"/>
               </w:rPr>
-              <w:t>ADANI HYDRO ENERGY EIGHT LIMITED</w:t>
+              <w:t>ADANI HYDRO ENERGY NINE LIMITED</w:t>
             </w:r>
           </w:p>
         </w:tc>
@@ -755,7 +755,7 @@
           <w:b w:val="0"/>
           <w:sz w:val="23"/>
         </w:rPr>
-        <w:t xml:space="preserve">Date: 15th May, 2026</w:t>
+        <w:t xml:space="preserve">Date: 08th June, 2026</w:t>
         <w:tab/>
       </w:r>
     </w:p>
